--- a/Hoja_de_respuestas.docx
+++ b/Hoja_de_respuestas.docx
@@ -2731,6 +2731,181 @@
           <w:szCs w:val="28"/>
         </w:rPr>
         <w:lastRenderedPageBreak/>
+        <w:t>Fase 3: Tarea de dibujo en espejo</w:t>
+      </w:r>
+    </w:p>
+    <w:p/>
+    <w:p>
+      <w:pPr>
+        <w:rPr>
+          <w:b/>
+          <w:bCs/>
+          <w:sz w:val="28"/>
+          <w:szCs w:val="28"/>
+        </w:rPr>
+      </w:pPr>
+      <w:r>
+        <w:t>Abre esta página web:</w:t>
+      </w:r>
+    </w:p>
+    <w:p>
+      <w:pPr>
+        <w:jc w:val="center"/>
+        <w:rPr>
+          <w:b/>
+          <w:bCs/>
+          <w:sz w:val="28"/>
+          <w:szCs w:val="28"/>
+        </w:rPr>
+      </w:pPr>
+      <w:hyperlink r:id="rId7" w:history="1">
+        <w:r>
+          <w:rPr>
+            <w:rStyle w:val="Hipervnculo"/>
+            <w:b/>
+            <w:bCs/>
+            <w:sz w:val="28"/>
+            <w:szCs w:val="28"/>
+          </w:rPr>
+          <w:t>https://projectneuron.illinois.edu/games/mirror-tracing-game/index.html?shape=star5</w:t>
+        </w:r>
+      </w:hyperlink>
+    </w:p>
+    <w:p/>
+    <w:p>
+      <w:r>
+        <w:t>Tu tarea es dibujar esta estrella sin salirte de los dos contornos.</w:t>
+      </w:r>
+    </w:p>
+    <w:p/>
+    <w:p>
+      <w:pPr>
+        <w:pStyle w:val="Prrafodelista"/>
+        <w:numPr>
+          <w:ilvl w:val="0"/>
+          <w:numId w:val="1"/>
+        </w:numPr>
+      </w:pPr>
+      <w:r>
+        <w:t>Primera estrella: dibujo normal. El cursor seguirá la misma dirección que tú indiques.</w:t>
+      </w:r>
+    </w:p>
+    <w:p>
+      <w:pPr>
+        <w:ind w:firstLine="708"/>
+      </w:pPr>
+      <w:r>
+        <w:t xml:space="preserve">Haz </w:t>
+      </w:r>
+      <w:proofErr w:type="spellStart"/>
+      <w:proofErr w:type="gramStart"/>
+      <w:r>
+        <w:t>click</w:t>
+      </w:r>
+      <w:proofErr w:type="spellEnd"/>
+      <w:proofErr w:type="gramEnd"/>
+      <w:r>
+        <w:t xml:space="preserve"> en el círculo rojo para empezar.</w:t>
+      </w:r>
+    </w:p>
+    <w:p/>
+    <w:p>
+      <w:pPr>
+        <w:pStyle w:val="Prrafodelista"/>
+        <w:numPr>
+          <w:ilvl w:val="0"/>
+          <w:numId w:val="1"/>
+        </w:numPr>
+      </w:pPr>
+      <w:r>
+        <w:t>Segunda estrella: dibujo en espejo. El cursor seguirá la dirección contraria que tú indiques.</w:t>
+      </w:r>
+    </w:p>
+    <w:p>
+      <w:pPr>
+        <w:ind w:firstLine="708"/>
+      </w:pPr>
+      <w:r>
+        <w:t xml:space="preserve">Haz </w:t>
+      </w:r>
+      <w:proofErr w:type="spellStart"/>
+      <w:proofErr w:type="gramStart"/>
+      <w:r>
+        <w:t>click</w:t>
+      </w:r>
+      <w:proofErr w:type="spellEnd"/>
+      <w:proofErr w:type="gramEnd"/>
+      <w:r>
+        <w:t xml:space="preserve"> en el círculo rojo para empezar.</w:t>
+      </w:r>
+    </w:p>
+    <w:p/>
+    <w:p>
+      <w:pPr>
+        <w:rPr>
+          <w:b/>
+          <w:bCs/>
+          <w:sz w:val="28"/>
+          <w:szCs w:val="28"/>
+        </w:rPr>
+      </w:pPr>
+    </w:p>
+    <w:p>
+      <w:pPr>
+        <w:rPr>
+          <w:b/>
+          <w:bCs/>
+          <w:sz w:val="28"/>
+          <w:szCs w:val="28"/>
+        </w:rPr>
+      </w:pPr>
+    </w:p>
+    <w:p>
+      <w:pPr>
+        <w:rPr>
+          <w:b/>
+          <w:bCs/>
+          <w:sz w:val="28"/>
+          <w:szCs w:val="28"/>
+        </w:rPr>
+      </w:pPr>
+    </w:p>
+    <w:p>
+      <w:pPr>
+        <w:rPr>
+          <w:b/>
+          <w:bCs/>
+          <w:sz w:val="28"/>
+          <w:szCs w:val="28"/>
+        </w:rPr>
+      </w:pPr>
+      <w:r>
+        <w:rPr>
+          <w:b/>
+          <w:bCs/>
+          <w:sz w:val="28"/>
+          <w:szCs w:val="28"/>
+        </w:rPr>
+        <w:br w:type="page"/>
+      </w:r>
+    </w:p>
+    <w:p>
+      <w:pPr>
+        <w:rPr>
+          <w:b/>
+          <w:bCs/>
+          <w:sz w:val="28"/>
+          <w:szCs w:val="28"/>
+        </w:rPr>
+      </w:pPr>
+      <w:r>
+        <w:rPr>
+          <w:b/>
+          <w:bCs/>
+          <w:sz w:val="28"/>
+          <w:szCs w:val="28"/>
+        </w:rPr>
+        <w:lastRenderedPageBreak/>
         <w:t xml:space="preserve">Fase </w:t>
       </w:r>
       <w:r>
@@ -5992,8 +6167,8 @@
     </w:tbl>
     <w:p/>
     <w:sectPr>
-      <w:headerReference w:type="default" r:id="rId6"/>
-      <w:footerReference w:type="default" r:id="rId7"/>
+      <w:headerReference w:type="default" r:id="rId8"/>
+      <w:footerReference w:type="default" r:id="rId9"/>
       <w:pgSz w:w="11906" w:h="16838"/>
       <w:pgMar w:top="1417" w:right="1701" w:bottom="993" w:left="1701" w:header="708" w:footer="430" w:gutter="0"/>
       <w:cols w:space="708"/>
@@ -6104,6 +6279,9 @@
       <w:jc w:val="right"/>
     </w:pPr>
     <w:r>
+      <w:rPr>
+        <w:noProof/>
+      </w:rPr>
       <w:drawing>
         <wp:inline distT="0" distB="0" distL="0" distR="0" wp14:anchorId="7DC04ECF" wp14:editId="70B49CD1">
           <wp:extent cx="2470067" cy="453698"/>
@@ -6156,6 +6334,127 @@
     </w:r>
   </w:p>
 </w:hdr>
+</file>
+
+<file path=word/numbering.xml><?xml version="1.0" encoding="utf-8"?>
+<w:numbering xmlns:wpc="http://schemas.microsoft.com/office/word/2010/wordprocessingCanvas" xmlns:cx="http://schemas.microsoft.com/office/drawing/2014/chartex" xmlns:cx1="http://schemas.microsoft.com/office/drawing/2015/9/8/chartex" xmlns:cx2="http://schemas.microsoft.com/office/drawing/2015/10/21/chartex" xmlns:cx3="http://schemas.microsoft.com/office/drawing/2016/5/9/chartex" xmlns:cx4="http://schemas.microsoft.com/office/drawing/2016/5/10/chartex" xmlns:cx5="http://schemas.microsoft.com/office/drawing/2016/5/11/chartex" xmlns:cx6="http://schemas.microsoft.com/office/drawing/2016/5/12/chartex" xmlns:cx7="http://schemas.microsoft.com/office/drawing/2016/5/13/chartex" xmlns:cx8="http://schemas.microsoft.com/office/drawing/2016/5/14/chartex" xmlns:mc="http://schemas.openxmlformats.org/markup-compatibility/2006" xmlns:aink="http://schemas.microsoft.com/office/drawing/2016/ink" xmlns:am3d="http://schemas.microsoft.com/office/drawing/2017/model3d" xmlns:o="urn:schemas-microsoft-com:office:office" xmlns:oel="http://schemas.microsoft.com/office/2019/extlst" xmlns:r="http://schemas.openxmlformats.org/officeDocument/2006/relationships" xmlns:m="http://schemas.openxmlformats.org/officeDocument/2006/math" xmlns:v="urn:schemas-microsoft-com:vml" xmlns:wp14="http://schemas.microsoft.com/office/word/2010/wordprocessingDrawing" xmlns:wp="http://schemas.openxmlformats.org/drawingml/2006/wordprocessingDrawing" xmlns:w10="urn:schemas-microsoft-com:office:word" xmlns:w="http://schemas.openxmlformats.org/wordprocessingml/2006/main" xmlns:w14="http://schemas.microsoft.com/office/word/2010/wordml" xmlns:w15="http://schemas.microsoft.com/office/word/2012/wordml" xmlns:w16cex="http://schemas.microsoft.com/office/word/2018/wordml/cex" xmlns:w16cid="http://schemas.microsoft.com/office/word/2016/wordml/cid" xmlns:w16="http://schemas.microsoft.com/office/word/2018/wordml" xmlns:w16du="http://schemas.microsoft.com/office/word/2023/wordml/word16du" xmlns:w16sdtdh="http://schemas.microsoft.com/office/word/2020/wordml/sdtdatahash" xmlns:w16sdtfl="http://schemas.microsoft.com/office/word/2024/wordml/sdtformatlock" xmlns:w16se="http://schemas.microsoft.com/office/word/2015/wordml/symex" xmlns:wpg="http://schemas.microsoft.com/office/word/2010/wordprocessingGroup" xmlns:wpi="http://schemas.microsoft.com/office/word/2010/wordprocessingInk" xmlns:wne="http://schemas.microsoft.com/office/word/2006/wordml" xmlns:wps="http://schemas.microsoft.com/office/word/2010/wordprocessingShape" mc:Ignorable="w14 w15 w16se w16cid w16 w16cex w16sdtdh w16sdtfl w16du wp14">
+  <w:abstractNum w:abstractNumId="0" w15:restartNumberingAfterBreak="0">
+    <w:nsid w:val="14A41CDC"/>
+    <w:multiLevelType w:val="hybridMultilevel"/>
+    <w:tmpl w:val="44CEEE1A"/>
+    <w:lvl w:ilvl="0" w:tplc="0C0A0001">
+      <w:start w:val="1"/>
+      <w:numFmt w:val="bullet"/>
+      <w:lvlText w:val=""/>
+      <w:lvlJc w:val="left"/>
+      <w:pPr>
+        <w:ind w:left="720" w:hanging="360"/>
+      </w:pPr>
+      <w:rPr>
+        <w:rFonts w:ascii="Symbol" w:hAnsi="Symbol" w:hint="default"/>
+      </w:rPr>
+    </w:lvl>
+    <w:lvl w:ilvl="1" w:tplc="0C0A0003" w:tentative="1">
+      <w:start w:val="1"/>
+      <w:numFmt w:val="bullet"/>
+      <w:lvlText w:val="o"/>
+      <w:lvlJc w:val="left"/>
+      <w:pPr>
+        <w:ind w:left="1440" w:hanging="360"/>
+      </w:pPr>
+      <w:rPr>
+        <w:rFonts w:ascii="Courier New" w:hAnsi="Courier New" w:cs="Courier New" w:hint="default"/>
+      </w:rPr>
+    </w:lvl>
+    <w:lvl w:ilvl="2" w:tplc="0C0A0005" w:tentative="1">
+      <w:start w:val="1"/>
+      <w:numFmt w:val="bullet"/>
+      <w:lvlText w:val=""/>
+      <w:lvlJc w:val="left"/>
+      <w:pPr>
+        <w:ind w:left="2160" w:hanging="360"/>
+      </w:pPr>
+      <w:rPr>
+        <w:rFonts w:ascii="Wingdings" w:hAnsi="Wingdings" w:hint="default"/>
+      </w:rPr>
+    </w:lvl>
+    <w:lvl w:ilvl="3" w:tplc="0C0A0001" w:tentative="1">
+      <w:start w:val="1"/>
+      <w:numFmt w:val="bullet"/>
+      <w:lvlText w:val=""/>
+      <w:lvlJc w:val="left"/>
+      <w:pPr>
+        <w:ind w:left="2880" w:hanging="360"/>
+      </w:pPr>
+      <w:rPr>
+        <w:rFonts w:ascii="Symbol" w:hAnsi="Symbol" w:hint="default"/>
+      </w:rPr>
+    </w:lvl>
+    <w:lvl w:ilvl="4" w:tplc="0C0A0003" w:tentative="1">
+      <w:start w:val="1"/>
+      <w:numFmt w:val="bullet"/>
+      <w:lvlText w:val="o"/>
+      <w:lvlJc w:val="left"/>
+      <w:pPr>
+        <w:ind w:left="3600" w:hanging="360"/>
+      </w:pPr>
+      <w:rPr>
+        <w:rFonts w:ascii="Courier New" w:hAnsi="Courier New" w:cs="Courier New" w:hint="default"/>
+      </w:rPr>
+    </w:lvl>
+    <w:lvl w:ilvl="5" w:tplc="0C0A0005" w:tentative="1">
+      <w:start w:val="1"/>
+      <w:numFmt w:val="bullet"/>
+      <w:lvlText w:val=""/>
+      <w:lvlJc w:val="left"/>
+      <w:pPr>
+        <w:ind w:left="4320" w:hanging="360"/>
+      </w:pPr>
+      <w:rPr>
+        <w:rFonts w:ascii="Wingdings" w:hAnsi="Wingdings" w:hint="default"/>
+      </w:rPr>
+    </w:lvl>
+    <w:lvl w:ilvl="6" w:tplc="0C0A0001" w:tentative="1">
+      <w:start w:val="1"/>
+      <w:numFmt w:val="bullet"/>
+      <w:lvlText w:val=""/>
+      <w:lvlJc w:val="left"/>
+      <w:pPr>
+        <w:ind w:left="5040" w:hanging="360"/>
+      </w:pPr>
+      <w:rPr>
+        <w:rFonts w:ascii="Symbol" w:hAnsi="Symbol" w:hint="default"/>
+      </w:rPr>
+    </w:lvl>
+    <w:lvl w:ilvl="7" w:tplc="0C0A0003" w:tentative="1">
+      <w:start w:val="1"/>
+      <w:numFmt w:val="bullet"/>
+      <w:lvlText w:val="o"/>
+      <w:lvlJc w:val="left"/>
+      <w:pPr>
+        <w:ind w:left="5760" w:hanging="360"/>
+      </w:pPr>
+      <w:rPr>
+        <w:rFonts w:ascii="Courier New" w:hAnsi="Courier New" w:cs="Courier New" w:hint="default"/>
+      </w:rPr>
+    </w:lvl>
+    <w:lvl w:ilvl="8" w:tplc="0C0A0005" w:tentative="1">
+      <w:start w:val="1"/>
+      <w:numFmt w:val="bullet"/>
+      <w:lvlText w:val=""/>
+      <w:lvlJc w:val="left"/>
+      <w:pPr>
+        <w:ind w:left="6480" w:hanging="360"/>
+      </w:pPr>
+      <w:rPr>
+        <w:rFonts w:ascii="Wingdings" w:hAnsi="Wingdings" w:hint="default"/>
+      </w:rPr>
+    </w:lvl>
+  </w:abstractNum>
+  <w:num w:numId="1" w16cid:durableId="1066220257">
+    <w:abstractNumId w:val="0"/>
+  </w:num>
+</w:numbering>
 </file>
 
 <file path=word/styles.xml><?xml version="1.0" encoding="utf-8"?>
@@ -6762,6 +7061,7 @@
   <w:style w:type="character" w:default="1" w:styleId="Fuentedeprrafopredeter">
     <w:name w:val="Default Paragraph Font"/>
     <w:uiPriority w:val="1"/>
+    <w:semiHidden/>
     <w:unhideWhenUsed/>
   </w:style>
   <w:style w:type="table" w:default="1" w:styleId="Tablanormal">
@@ -7218,6 +7518,29 @@
       </w:tcPr>
     </w:tblStylePr>
   </w:style>
+  <w:style w:type="character" w:styleId="Hipervnculo">
+    <w:name w:val="Hyperlink"/>
+    <w:basedOn w:val="Fuentedeprrafopredeter"/>
+    <w:uiPriority w:val="99"/>
+    <w:unhideWhenUsed/>
+    <w:rsid w:val="003764FF"/>
+    <w:rPr>
+      <w:color w:val="467886" w:themeColor="hyperlink"/>
+      <w:u w:val="single"/>
+    </w:rPr>
+  </w:style>
+  <w:style w:type="character" w:styleId="Mencinsinresolver">
+    <w:name w:val="Unresolved Mention"/>
+    <w:basedOn w:val="Fuentedeprrafopredeter"/>
+    <w:uiPriority w:val="99"/>
+    <w:semiHidden/>
+    <w:unhideWhenUsed/>
+    <w:rsid w:val="003764FF"/>
+    <w:rPr>
+      <w:color w:val="605E5C"/>
+      <w:shd w:val="clear" w:color="auto" w:fill="E1DFDD"/>
+    </w:rPr>
+  </w:style>
 </w:styles>
 </file>
 

--- a/Hoja_de_respuestas.docx
+++ b/Hoja_de_respuestas.docx
@@ -2771,7 +2771,42 @@
         </w:r>
       </w:hyperlink>
     </w:p>
-    <w:p/>
+    <w:p>
+      <w:pPr>
+        <w:jc w:val="right"/>
+        <w:rPr>
+          <w:sz w:val="16"/>
+          <w:szCs w:val="16"/>
+          <w:lang w:val="en-US"/>
+        </w:rPr>
+      </w:pPr>
+      <w:r>
+        <w:rPr>
+          <w:sz w:val="16"/>
+          <w:szCs w:val="16"/>
+          <w:lang w:val="en-US"/>
+        </w:rPr>
+        <w:t xml:space="preserve">Crédito: </w:t>
+      </w:r>
+      <w:hyperlink r:id="rId8" w:history="1">
+        <w:r>
+          <w:rPr>
+            <w:rStyle w:val="Hipervnculo"/>
+            <w:sz w:val="16"/>
+            <w:szCs w:val="16"/>
+            <w:lang w:val="en-US"/>
+          </w:rPr>
+          <w:t>Impact on Science Education</w:t>
+        </w:r>
+      </w:hyperlink>
+    </w:p>
+    <w:p>
+      <w:pPr>
+        <w:rPr>
+          <w:lang w:val="en-US"/>
+        </w:rPr>
+      </w:pPr>
+    </w:p>
     <w:p>
       <w:r>
         <w:t>Tu tarea es dibujar esta estrella sin salirte de los dos contornos.</w:t>
@@ -6167,8 +6202,8 @@
     </w:tbl>
     <w:p/>
     <w:sectPr>
-      <w:headerReference w:type="default" r:id="rId8"/>
-      <w:footerReference w:type="default" r:id="rId9"/>
+      <w:headerReference w:type="default" r:id="rId9"/>
+      <w:footerReference w:type="default" r:id="rId10"/>
       <w:pgSz w:w="11906" w:h="16838"/>
       <w:pgMar w:top="1417" w:right="1701" w:bottom="993" w:left="1701" w:header="708" w:footer="430" w:gutter="0"/>
       <w:cols w:space="708"/>
@@ -6339,6 +6374,155 @@
 <file path=word/numbering.xml><?xml version="1.0" encoding="utf-8"?>
 <w:numbering xmlns:wpc="http://schemas.microsoft.com/office/word/2010/wordprocessingCanvas" xmlns:cx="http://schemas.microsoft.com/office/drawing/2014/chartex" xmlns:cx1="http://schemas.microsoft.com/office/drawing/2015/9/8/chartex" xmlns:cx2="http://schemas.microsoft.com/office/drawing/2015/10/21/chartex" xmlns:cx3="http://schemas.microsoft.com/office/drawing/2016/5/9/chartex" xmlns:cx4="http://schemas.microsoft.com/office/drawing/2016/5/10/chartex" xmlns:cx5="http://schemas.microsoft.com/office/drawing/2016/5/11/chartex" xmlns:cx6="http://schemas.microsoft.com/office/drawing/2016/5/12/chartex" xmlns:cx7="http://schemas.microsoft.com/office/drawing/2016/5/13/chartex" xmlns:cx8="http://schemas.microsoft.com/office/drawing/2016/5/14/chartex" xmlns:mc="http://schemas.openxmlformats.org/markup-compatibility/2006" xmlns:aink="http://schemas.microsoft.com/office/drawing/2016/ink" xmlns:am3d="http://schemas.microsoft.com/office/drawing/2017/model3d" xmlns:o="urn:schemas-microsoft-com:office:office" xmlns:oel="http://schemas.microsoft.com/office/2019/extlst" xmlns:r="http://schemas.openxmlformats.org/officeDocument/2006/relationships" xmlns:m="http://schemas.openxmlformats.org/officeDocument/2006/math" xmlns:v="urn:schemas-microsoft-com:vml" xmlns:wp14="http://schemas.microsoft.com/office/word/2010/wordprocessingDrawing" xmlns:wp="http://schemas.openxmlformats.org/drawingml/2006/wordprocessingDrawing" xmlns:w10="urn:schemas-microsoft-com:office:word" xmlns:w="http://schemas.openxmlformats.org/wordprocessingml/2006/main" xmlns:w14="http://schemas.microsoft.com/office/word/2010/wordml" xmlns:w15="http://schemas.microsoft.com/office/word/2012/wordml" xmlns:w16cex="http://schemas.microsoft.com/office/word/2018/wordml/cex" xmlns:w16cid="http://schemas.microsoft.com/office/word/2016/wordml/cid" xmlns:w16="http://schemas.microsoft.com/office/word/2018/wordml" xmlns:w16du="http://schemas.microsoft.com/office/word/2023/wordml/word16du" xmlns:w16sdtdh="http://schemas.microsoft.com/office/word/2020/wordml/sdtdatahash" xmlns:w16sdtfl="http://schemas.microsoft.com/office/word/2024/wordml/sdtformatlock" xmlns:w16se="http://schemas.microsoft.com/office/word/2015/wordml/symex" xmlns:wpg="http://schemas.microsoft.com/office/word/2010/wordprocessingGroup" xmlns:wpi="http://schemas.microsoft.com/office/word/2010/wordprocessingInk" xmlns:wne="http://schemas.microsoft.com/office/word/2006/wordml" xmlns:wps="http://schemas.microsoft.com/office/word/2010/wordprocessingShape" mc:Ignorable="w14 w15 w16se w16cid w16 w16cex w16sdtdh w16sdtfl w16du wp14">
   <w:abstractNum w:abstractNumId="0" w15:restartNumberingAfterBreak="0">
+    <w:nsid w:val="07C9487C"/>
+    <w:multiLevelType w:val="multilevel"/>
+    <w:tmpl w:val="102CBF5E"/>
+    <w:lvl w:ilvl="0">
+      <w:start w:val="1"/>
+      <w:numFmt w:val="bullet"/>
+      <w:lvlText w:val=""/>
+      <w:lvlJc w:val="left"/>
+      <w:pPr>
+        <w:tabs>
+          <w:tab w:val="num" w:pos="720"/>
+        </w:tabs>
+        <w:ind w:left="720" w:hanging="360"/>
+      </w:pPr>
+      <w:rPr>
+        <w:rFonts w:ascii="Symbol" w:hAnsi="Symbol" w:hint="default"/>
+        <w:sz w:val="20"/>
+      </w:rPr>
+    </w:lvl>
+    <w:lvl w:ilvl="1" w:tentative="1">
+      <w:start w:val="1"/>
+      <w:numFmt w:val="bullet"/>
+      <w:lvlText w:val=""/>
+      <w:lvlJc w:val="left"/>
+      <w:pPr>
+        <w:tabs>
+          <w:tab w:val="num" w:pos="1440"/>
+        </w:tabs>
+        <w:ind w:left="1440" w:hanging="360"/>
+      </w:pPr>
+      <w:rPr>
+        <w:rFonts w:ascii="Symbol" w:hAnsi="Symbol" w:hint="default"/>
+        <w:sz w:val="20"/>
+      </w:rPr>
+    </w:lvl>
+    <w:lvl w:ilvl="2" w:tentative="1">
+      <w:start w:val="1"/>
+      <w:numFmt w:val="bullet"/>
+      <w:lvlText w:val=""/>
+      <w:lvlJc w:val="left"/>
+      <w:pPr>
+        <w:tabs>
+          <w:tab w:val="num" w:pos="2160"/>
+        </w:tabs>
+        <w:ind w:left="2160" w:hanging="360"/>
+      </w:pPr>
+      <w:rPr>
+        <w:rFonts w:ascii="Symbol" w:hAnsi="Symbol" w:hint="default"/>
+        <w:sz w:val="20"/>
+      </w:rPr>
+    </w:lvl>
+    <w:lvl w:ilvl="3" w:tentative="1">
+      <w:start w:val="1"/>
+      <w:numFmt w:val="bullet"/>
+      <w:lvlText w:val=""/>
+      <w:lvlJc w:val="left"/>
+      <w:pPr>
+        <w:tabs>
+          <w:tab w:val="num" w:pos="2880"/>
+        </w:tabs>
+        <w:ind w:left="2880" w:hanging="360"/>
+      </w:pPr>
+      <w:rPr>
+        <w:rFonts w:ascii="Symbol" w:hAnsi="Symbol" w:hint="default"/>
+        <w:sz w:val="20"/>
+      </w:rPr>
+    </w:lvl>
+    <w:lvl w:ilvl="4" w:tentative="1">
+      <w:start w:val="1"/>
+      <w:numFmt w:val="bullet"/>
+      <w:lvlText w:val=""/>
+      <w:lvlJc w:val="left"/>
+      <w:pPr>
+        <w:tabs>
+          <w:tab w:val="num" w:pos="3600"/>
+        </w:tabs>
+        <w:ind w:left="3600" w:hanging="360"/>
+      </w:pPr>
+      <w:rPr>
+        <w:rFonts w:ascii="Symbol" w:hAnsi="Symbol" w:hint="default"/>
+        <w:sz w:val="20"/>
+      </w:rPr>
+    </w:lvl>
+    <w:lvl w:ilvl="5" w:tentative="1">
+      <w:start w:val="1"/>
+      <w:numFmt w:val="bullet"/>
+      <w:lvlText w:val=""/>
+      <w:lvlJc w:val="left"/>
+      <w:pPr>
+        <w:tabs>
+          <w:tab w:val="num" w:pos="4320"/>
+        </w:tabs>
+        <w:ind w:left="4320" w:hanging="360"/>
+      </w:pPr>
+      <w:rPr>
+        <w:rFonts w:ascii="Symbol" w:hAnsi="Symbol" w:hint="default"/>
+        <w:sz w:val="20"/>
+      </w:rPr>
+    </w:lvl>
+    <w:lvl w:ilvl="6" w:tentative="1">
+      <w:start w:val="1"/>
+      <w:numFmt w:val="bullet"/>
+      <w:lvlText w:val=""/>
+      <w:lvlJc w:val="left"/>
+      <w:pPr>
+        <w:tabs>
+          <w:tab w:val="num" w:pos="5040"/>
+        </w:tabs>
+        <w:ind w:left="5040" w:hanging="360"/>
+      </w:pPr>
+      <w:rPr>
+        <w:rFonts w:ascii="Symbol" w:hAnsi="Symbol" w:hint="default"/>
+        <w:sz w:val="20"/>
+      </w:rPr>
+    </w:lvl>
+    <w:lvl w:ilvl="7" w:tentative="1">
+      <w:start w:val="1"/>
+      <w:numFmt w:val="bullet"/>
+      <w:lvlText w:val=""/>
+      <w:lvlJc w:val="left"/>
+      <w:pPr>
+        <w:tabs>
+          <w:tab w:val="num" w:pos="5760"/>
+        </w:tabs>
+        <w:ind w:left="5760" w:hanging="360"/>
+      </w:pPr>
+      <w:rPr>
+        <w:rFonts w:ascii="Symbol" w:hAnsi="Symbol" w:hint="default"/>
+        <w:sz w:val="20"/>
+      </w:rPr>
+    </w:lvl>
+    <w:lvl w:ilvl="8" w:tentative="1">
+      <w:start w:val="1"/>
+      <w:numFmt w:val="bullet"/>
+      <w:lvlText w:val=""/>
+      <w:lvlJc w:val="left"/>
+      <w:pPr>
+        <w:tabs>
+          <w:tab w:val="num" w:pos="6480"/>
+        </w:tabs>
+        <w:ind w:left="6480" w:hanging="360"/>
+      </w:pPr>
+      <w:rPr>
+        <w:rFonts w:ascii="Symbol" w:hAnsi="Symbol" w:hint="default"/>
+        <w:sz w:val="20"/>
+      </w:rPr>
+    </w:lvl>
+  </w:abstractNum>
+  <w:abstractNum w:abstractNumId="1" w15:restartNumberingAfterBreak="0">
     <w:nsid w:val="14A41CDC"/>
     <w:multiLevelType w:val="hybridMultilevel"/>
     <w:tmpl w:val="44CEEE1A"/>
@@ -6452,6 +6636,9 @@
     </w:lvl>
   </w:abstractNum>
   <w:num w:numId="1" w16cid:durableId="1066220257">
+    <w:abstractNumId w:val="1"/>
+  </w:num>
+  <w:num w:numId="2" w16cid:durableId="54159692">
     <w:abstractNumId w:val="0"/>
   </w:num>
 </w:numbering>
@@ -7061,7 +7248,6 @@
   <w:style w:type="character" w:default="1" w:styleId="Fuentedeprrafopredeter">
     <w:name w:val="Default Paragraph Font"/>
     <w:uiPriority w:val="1"/>
-    <w:semiHidden/>
     <w:unhideWhenUsed/>
   </w:style>
   <w:style w:type="table" w:default="1" w:styleId="Tablanormal">

--- a/Hoja_de_respuestas.docx
+++ b/Hoja_de_respuestas.docx
@@ -2777,36 +2777,65 @@
         <w:rPr>
           <w:sz w:val="16"/>
           <w:szCs w:val="16"/>
-          <w:lang w:val="en-US"/>
         </w:rPr>
       </w:pPr>
       <w:r>
         <w:rPr>
           <w:sz w:val="16"/>
           <w:szCs w:val="16"/>
-          <w:lang w:val="en-US"/>
         </w:rPr>
         <w:t xml:space="preserve">Crédito: </w:t>
       </w:r>
       <w:hyperlink r:id="rId8" w:history="1">
+        <w:proofErr w:type="spellStart"/>
         <w:r>
           <w:rPr>
             <w:rStyle w:val="Hipervnculo"/>
             <w:sz w:val="16"/>
             <w:szCs w:val="16"/>
-            <w:lang w:val="en-US"/>
           </w:rPr>
-          <w:t>Impact on Science Education</w:t>
+          <w:t>Impact</w:t>
         </w:r>
+        <w:proofErr w:type="spellEnd"/>
+        <w:r>
+          <w:rPr>
+            <w:rStyle w:val="Hipervnculo"/>
+            <w:sz w:val="16"/>
+            <w:szCs w:val="16"/>
+          </w:rPr>
+          <w:t xml:space="preserve"> on </w:t>
+        </w:r>
+        <w:proofErr w:type="spellStart"/>
+        <w:r>
+          <w:rPr>
+            <w:rStyle w:val="Hipervnculo"/>
+            <w:sz w:val="16"/>
+            <w:szCs w:val="16"/>
+          </w:rPr>
+          <w:t>Science</w:t>
+        </w:r>
+        <w:proofErr w:type="spellEnd"/>
+        <w:r>
+          <w:rPr>
+            <w:rStyle w:val="Hipervnculo"/>
+            <w:sz w:val="16"/>
+            <w:szCs w:val="16"/>
+          </w:rPr>
+          <w:t xml:space="preserve"> </w:t>
+        </w:r>
+        <w:proofErr w:type="spellStart"/>
+        <w:r>
+          <w:rPr>
+            <w:rStyle w:val="Hipervnculo"/>
+            <w:sz w:val="16"/>
+            <w:szCs w:val="16"/>
+          </w:rPr>
+          <w:t>Education</w:t>
+        </w:r>
+        <w:proofErr w:type="spellEnd"/>
       </w:hyperlink>
     </w:p>
-    <w:p>
-      <w:pPr>
-        <w:rPr>
-          <w:lang w:val="en-US"/>
-        </w:rPr>
-      </w:pPr>
-    </w:p>
+    <w:p/>
     <w:p>
       <w:r>
         <w:t>Tu tarea es dibujar esta estrella sin salirte de los dos contornos.</w:t>
@@ -6201,9 +6230,502 @@
       </w:tr>
     </w:tbl>
     <w:p/>
+    <w:p/>
+    <w:p>
+      <w:pPr>
+        <w:jc w:val="center"/>
+      </w:pPr>
+    </w:p>
+    <w:p/>
+    <w:p>
+      <w:pPr>
+        <w:jc w:val="center"/>
+      </w:pPr>
+    </w:p>
+    <w:p>
+      <w:pPr>
+        <w:jc w:val="center"/>
+      </w:pPr>
+      <w:r>
+        <w:drawing>
+          <wp:anchor distT="0" distB="0" distL="114300" distR="114300" simplePos="0" relativeHeight="251658240" behindDoc="0" locked="0" layoutInCell="1" allowOverlap="1" wp14:anchorId="20450009" wp14:editId="102C9FFD">
+            <wp:simplePos x="0" y="0"/>
+            <wp:positionH relativeFrom="margin">
+              <wp:posOffset>982980</wp:posOffset>
+            </wp:positionH>
+            <wp:positionV relativeFrom="paragraph">
+              <wp:posOffset>152400</wp:posOffset>
+            </wp:positionV>
+            <wp:extent cx="3396809" cy="3396809"/>
+            <wp:effectExtent l="0" t="0" r="0" b="0"/>
+            <wp:wrapSquare wrapText="bothSides"/>
+            <wp:docPr id="2" name="Picture 2">
+              <a:extLst xmlns:a="http://schemas.openxmlformats.org/drawingml/2006/main">
+                <a:ext uri="{FF2B5EF4-FFF2-40B4-BE49-F238E27FC236}">
+                  <a16:creationId xmlns:a16="http://schemas.microsoft.com/office/drawing/2014/main" id="{5354D9FE-F8CF-5A0D-AD62-C8C74A19EE41}"/>
+                </a:ext>
+              </a:extLst>
+            </wp:docPr>
+            <wp:cNvGraphicFramePr>
+              <a:graphicFrameLocks xmlns:a="http://schemas.openxmlformats.org/drawingml/2006/main" noChangeAspect="1"/>
+            </wp:cNvGraphicFramePr>
+            <a:graphic xmlns:a="http://schemas.openxmlformats.org/drawingml/2006/main">
+              <a:graphicData uri="http://schemas.openxmlformats.org/drawingml/2006/picture">
+                <pic:pic xmlns:pic="http://schemas.openxmlformats.org/drawingml/2006/picture">
+                  <pic:nvPicPr>
+                    <pic:cNvPr id="2" name="Picture 2">
+                      <a:extLst>
+                        <a:ext uri="{FF2B5EF4-FFF2-40B4-BE49-F238E27FC236}">
+                          <a16:creationId xmlns:a16="http://schemas.microsoft.com/office/drawing/2014/main" id="{5354D9FE-F8CF-5A0D-AD62-C8C74A19EE41}"/>
+                        </a:ext>
+                      </a:extLst>
+                    </pic:cNvPr>
+                    <pic:cNvPicPr>
+                      <a:picLocks noChangeAspect="1" noChangeArrowheads="1"/>
+                    </pic:cNvPicPr>
+                  </pic:nvPicPr>
+                  <pic:blipFill>
+                    <a:blip r:embed="rId9">
+                      <a:extLst>
+                        <a:ext uri="{28A0092B-C50C-407E-A947-70E740481C1C}">
+                          <a14:useLocalDpi xmlns:a14="http://schemas.microsoft.com/office/drawing/2010/main" val="0"/>
+                        </a:ext>
+                      </a:extLst>
+                    </a:blip>
+                    <a:srcRect/>
+                    <a:stretch>
+                      <a:fillRect/>
+                    </a:stretch>
+                  </pic:blipFill>
+                  <pic:spPr bwMode="auto">
+                    <a:xfrm>
+                      <a:off x="0" y="0"/>
+                      <a:ext cx="3396809" cy="3396809"/>
+                    </a:xfrm>
+                    <a:prstGeom prst="rect">
+                      <a:avLst/>
+                    </a:prstGeom>
+                    <a:noFill/>
+                  </pic:spPr>
+                </pic:pic>
+              </a:graphicData>
+            </a:graphic>
+            <wp14:sizeRelH relativeFrom="page">
+              <wp14:pctWidth>0</wp14:pctWidth>
+            </wp14:sizeRelH>
+            <wp14:sizeRelV relativeFrom="page">
+              <wp14:pctHeight>0</wp14:pctHeight>
+            </wp14:sizeRelV>
+          </wp:anchor>
+        </w:drawing>
+      </w:r>
+    </w:p>
+    <w:p>
+      <w:pPr>
+        <w:jc w:val="center"/>
+      </w:pPr>
+    </w:p>
+    <w:p>
+      <w:pPr>
+        <w:jc w:val="center"/>
+      </w:pPr>
+    </w:p>
+    <w:p>
+      <w:pPr>
+        <w:jc w:val="center"/>
+      </w:pPr>
+    </w:p>
+    <w:p>
+      <w:pPr>
+        <w:jc w:val="center"/>
+      </w:pPr>
+    </w:p>
+    <w:p>
+      <w:pPr>
+        <w:jc w:val="center"/>
+      </w:pPr>
+    </w:p>
+    <w:p>
+      <w:pPr>
+        <w:jc w:val="center"/>
+      </w:pPr>
+    </w:p>
+    <w:p>
+      <w:pPr>
+        <w:jc w:val="center"/>
+      </w:pPr>
+    </w:p>
+    <w:p>
+      <w:pPr>
+        <w:jc w:val="center"/>
+      </w:pPr>
+    </w:p>
+    <w:p>
+      <w:pPr>
+        <w:jc w:val="center"/>
+      </w:pPr>
+    </w:p>
+    <w:p>
+      <w:pPr>
+        <w:jc w:val="center"/>
+      </w:pPr>
+    </w:p>
+    <w:p>
+      <w:pPr>
+        <w:jc w:val="center"/>
+      </w:pPr>
+    </w:p>
+    <w:p>
+      <w:pPr>
+        <w:jc w:val="center"/>
+      </w:pPr>
+    </w:p>
+    <w:p>
+      <w:pPr>
+        <w:jc w:val="center"/>
+      </w:pPr>
+    </w:p>
+    <w:p>
+      <w:pPr>
+        <w:jc w:val="center"/>
+        <w:rPr>
+          <w:sz w:val="32"/>
+          <w:szCs w:val="32"/>
+        </w:rPr>
+      </w:pPr>
+      <w:hyperlink r:id="rId10" w:history="1">
+        <w:r>
+          <w:rPr>
+            <w:rStyle w:val="Hipervnculo"/>
+            <w:sz w:val="32"/>
+            <w:szCs w:val="32"/>
+          </w:rPr>
+          <w:t>carmen.martinburo@urjc.es</w:t>
+        </w:r>
+      </w:hyperlink>
+      <w:r>
+        <w:rPr>
+          <w:sz w:val="32"/>
+          <w:szCs w:val="32"/>
+        </w:rPr>
+        <w:t xml:space="preserve"> </w:t>
+      </w:r>
+    </w:p>
+    <w:p>
+      <w:pPr>
+        <w:jc w:val="center"/>
+      </w:pPr>
+      <w:r>
+        <w:drawing>
+          <wp:anchor distT="0" distB="0" distL="114300" distR="114300" simplePos="0" relativeHeight="251662336" behindDoc="0" locked="0" layoutInCell="1" allowOverlap="1" wp14:anchorId="6F5CE917" wp14:editId="6945EA2A">
+            <wp:simplePos x="0" y="0"/>
+            <wp:positionH relativeFrom="column">
+              <wp:posOffset>1548765</wp:posOffset>
+            </wp:positionH>
+            <wp:positionV relativeFrom="paragraph">
+              <wp:posOffset>2966085</wp:posOffset>
+            </wp:positionV>
+            <wp:extent cx="1628775" cy="619760"/>
+            <wp:effectExtent l="0" t="0" r="0" b="8890"/>
+            <wp:wrapNone/>
+            <wp:docPr id="9" name="Imagen 8" descr="Un letrero de color negro&#10;&#10;El contenido generado por IA puede ser incorrecto.">
+              <a:extLst xmlns:a="http://schemas.openxmlformats.org/drawingml/2006/main">
+                <a:ext uri="{FF2B5EF4-FFF2-40B4-BE49-F238E27FC236}">
+                  <a16:creationId xmlns:a16="http://schemas.microsoft.com/office/drawing/2014/main" id="{A98FA700-08E2-1DF4-0C24-7DCD810B15F7}"/>
+                </a:ext>
+              </a:extLst>
+            </wp:docPr>
+            <wp:cNvGraphicFramePr>
+              <a:graphicFrameLocks xmlns:a="http://schemas.openxmlformats.org/drawingml/2006/main" noChangeAspect="1"/>
+            </wp:cNvGraphicFramePr>
+            <a:graphic xmlns:a="http://schemas.openxmlformats.org/drawingml/2006/main">
+              <a:graphicData uri="http://schemas.openxmlformats.org/drawingml/2006/picture">
+                <pic:pic xmlns:pic="http://schemas.openxmlformats.org/drawingml/2006/picture">
+                  <pic:nvPicPr>
+                    <pic:cNvPr id="9" name="Imagen 8" descr="Un letrero de color negro&#10;&#10;El contenido generado por IA puede ser incorrecto.">
+                      <a:extLst>
+                        <a:ext uri="{FF2B5EF4-FFF2-40B4-BE49-F238E27FC236}">
+                          <a16:creationId xmlns:a16="http://schemas.microsoft.com/office/drawing/2014/main" id="{A98FA700-08E2-1DF4-0C24-7DCD810B15F7}"/>
+                        </a:ext>
+                      </a:extLst>
+                    </pic:cNvPr>
+                    <pic:cNvPicPr>
+                      <a:picLocks noChangeAspect="1"/>
+                    </pic:cNvPicPr>
+                  </pic:nvPicPr>
+                  <pic:blipFill>
+                    <a:blip r:embed="rId11">
+                      <a:extLst>
+                        <a:ext uri="{28A0092B-C50C-407E-A947-70E740481C1C}">
+                          <a14:useLocalDpi xmlns:a14="http://schemas.microsoft.com/office/drawing/2010/main" val="0"/>
+                        </a:ext>
+                      </a:extLst>
+                    </a:blip>
+                    <a:stretch>
+                      <a:fillRect/>
+                    </a:stretch>
+                  </pic:blipFill>
+                  <pic:spPr>
+                    <a:xfrm>
+                      <a:off x="0" y="0"/>
+                      <a:ext cx="1628775" cy="619760"/>
+                    </a:xfrm>
+                    <a:prstGeom prst="rect">
+                      <a:avLst/>
+                    </a:prstGeom>
+                  </pic:spPr>
+                </pic:pic>
+              </a:graphicData>
+            </a:graphic>
+            <wp14:sizeRelH relativeFrom="margin">
+              <wp14:pctWidth>0</wp14:pctWidth>
+            </wp14:sizeRelH>
+            <wp14:sizeRelV relativeFrom="margin">
+              <wp14:pctHeight>0</wp14:pctHeight>
+            </wp14:sizeRelV>
+          </wp:anchor>
+        </w:drawing>
+      </w:r>
+      <w:r>
+        <w:drawing>
+          <wp:anchor distT="0" distB="0" distL="114300" distR="114300" simplePos="0" relativeHeight="251660288" behindDoc="0" locked="0" layoutInCell="1" allowOverlap="1" wp14:anchorId="79AC12C3" wp14:editId="5628A01F">
+            <wp:simplePos x="0" y="0"/>
+            <wp:positionH relativeFrom="column">
+              <wp:posOffset>-308610</wp:posOffset>
+            </wp:positionH>
+            <wp:positionV relativeFrom="paragraph">
+              <wp:posOffset>2936240</wp:posOffset>
+            </wp:positionV>
+            <wp:extent cx="1714500" cy="649605"/>
+            <wp:effectExtent l="0" t="0" r="0" b="0"/>
+            <wp:wrapNone/>
+            <wp:docPr id="3" name="Imagen 2" descr="Imagen que contiene Forma&#10;&#10;El contenido generado por IA puede ser incorrecto.">
+              <a:extLst xmlns:a="http://schemas.openxmlformats.org/drawingml/2006/main">
+                <a:ext uri="{FF2B5EF4-FFF2-40B4-BE49-F238E27FC236}">
+                  <a16:creationId xmlns:a16="http://schemas.microsoft.com/office/drawing/2014/main" id="{727E42BF-E34C-6E61-E4D9-D1356478731D}"/>
+                </a:ext>
+              </a:extLst>
+            </wp:docPr>
+            <wp:cNvGraphicFramePr>
+              <a:graphicFrameLocks xmlns:a="http://schemas.openxmlformats.org/drawingml/2006/main" noChangeAspect="1"/>
+            </wp:cNvGraphicFramePr>
+            <a:graphic xmlns:a="http://schemas.openxmlformats.org/drawingml/2006/main">
+              <a:graphicData uri="http://schemas.openxmlformats.org/drawingml/2006/picture">
+                <pic:pic xmlns:pic="http://schemas.openxmlformats.org/drawingml/2006/picture">
+                  <pic:nvPicPr>
+                    <pic:cNvPr id="3" name="Imagen 2" descr="Imagen que contiene Forma&#10;&#10;El contenido generado por IA puede ser incorrecto.">
+                      <a:extLst>
+                        <a:ext uri="{FF2B5EF4-FFF2-40B4-BE49-F238E27FC236}">
+                          <a16:creationId xmlns:a16="http://schemas.microsoft.com/office/drawing/2014/main" id="{727E42BF-E34C-6E61-E4D9-D1356478731D}"/>
+                        </a:ext>
+                      </a:extLst>
+                    </pic:cNvPr>
+                    <pic:cNvPicPr>
+                      <a:picLocks noChangeAspect="1"/>
+                    </pic:cNvPicPr>
+                  </pic:nvPicPr>
+                  <pic:blipFill>
+                    <a:blip r:embed="rId12" cstate="print">
+                      <a:extLst>
+                        <a:ext uri="{28A0092B-C50C-407E-A947-70E740481C1C}">
+                          <a14:useLocalDpi xmlns:a14="http://schemas.microsoft.com/office/drawing/2010/main" val="0"/>
+                        </a:ext>
+                      </a:extLst>
+                    </a:blip>
+                    <a:stretch>
+                      <a:fillRect/>
+                    </a:stretch>
+                  </pic:blipFill>
+                  <pic:spPr>
+                    <a:xfrm>
+                      <a:off x="0" y="0"/>
+                      <a:ext cx="1714500" cy="649605"/>
+                    </a:xfrm>
+                    <a:prstGeom prst="rect">
+                      <a:avLst/>
+                    </a:prstGeom>
+                  </pic:spPr>
+                </pic:pic>
+              </a:graphicData>
+            </a:graphic>
+            <wp14:sizeRelH relativeFrom="margin">
+              <wp14:pctWidth>0</wp14:pctWidth>
+            </wp14:sizeRelH>
+            <wp14:sizeRelV relativeFrom="margin">
+              <wp14:pctHeight>0</wp14:pctHeight>
+            </wp14:sizeRelV>
+          </wp:anchor>
+        </w:drawing>
+      </w:r>
+      <w:r>
+        <mc:AlternateContent>
+          <mc:Choice Requires="wps">
+            <w:drawing>
+              <wp:anchor distT="0" distB="0" distL="114300" distR="114300" simplePos="0" relativeHeight="251661312" behindDoc="0" locked="0" layoutInCell="1" allowOverlap="1" wp14:anchorId="3ED1BCA3" wp14:editId="329500A9">
+                <wp:simplePos x="0" y="0"/>
+                <wp:positionH relativeFrom="column">
+                  <wp:posOffset>-375285</wp:posOffset>
+                </wp:positionH>
+                <wp:positionV relativeFrom="paragraph">
+                  <wp:posOffset>1169670</wp:posOffset>
+                </wp:positionV>
+                <wp:extent cx="3609975" cy="1585595"/>
+                <wp:effectExtent l="0" t="0" r="0" b="0"/>
+                <wp:wrapNone/>
+                <wp:docPr id="4" name="Título 1">
+                  <a:extLst xmlns:a="http://schemas.openxmlformats.org/drawingml/2006/main">
+                    <a:ext uri="{FF2B5EF4-FFF2-40B4-BE49-F238E27FC236}">
+                      <a16:creationId xmlns:a16="http://schemas.microsoft.com/office/drawing/2014/main" id="{802A0EDF-D48A-7B2E-DED6-5F46163B8515}"/>
+                    </a:ext>
+                  </a:extLst>
+                </wp:docPr>
+                <wp:cNvGraphicFramePr>
+                  <a:graphicFrameLocks xmlns:a="http://schemas.openxmlformats.org/drawingml/2006/main"/>
+                </wp:cNvGraphicFramePr>
+                <a:graphic xmlns:a="http://schemas.openxmlformats.org/drawingml/2006/main">
+                  <a:graphicData uri="http://schemas.microsoft.com/office/word/2010/wordprocessingShape">
+                    <wps:wsp>
+                      <wps:cNvSpPr txBox="1">
+                        <a:spLocks/>
+                      </wps:cNvSpPr>
+                      <wps:spPr>
+                        <a:xfrm>
+                          <a:off x="0" y="0"/>
+                          <a:ext cx="3609975" cy="1585595"/>
+                        </a:xfrm>
+                        <a:prstGeom prst="rect">
+                          <a:avLst/>
+                        </a:prstGeom>
+                      </wps:spPr>
+                      <wps:txbx>
+                        <w:txbxContent>
+                          <w:p>
+                            <w:pPr>
+                              <w:spacing w:after="120" w:line="216" w:lineRule="auto"/>
+                              <w:rPr>
+                                <w:rFonts w:asciiTheme="majorHAnsi" w:eastAsiaTheme="majorEastAsia" w:hAnsi="Aptos Display" w:cstheme="majorBidi"/>
+                                <w:color w:val="000000" w:themeColor="text1"/>
+                                <w:kern w:val="24"/>
+                                <w:sz w:val="28"/>
+                                <w:szCs w:val="28"/>
+                                <w14:ligatures w14:val="none"/>
+                              </w:rPr>
+                            </w:pPr>
+                            <w:r>
+                              <w:rPr>
+                                <w:rFonts w:asciiTheme="majorHAnsi" w:eastAsiaTheme="majorEastAsia" w:hAnsi="Aptos Display" w:cstheme="majorBidi"/>
+                                <w:color w:val="000000" w:themeColor="text1"/>
+                                <w:kern w:val="24"/>
+                                <w:sz w:val="28"/>
+                                <w:szCs w:val="28"/>
+                              </w:rPr>
+                              <w:t>Olvido inducido por la recuperación (RIF) para estímulos relacionados con el dolor y su aplicación en dolor crónico</w:t>
+                            </w:r>
+                          </w:p>
+                          <w:p>
+                            <w:pPr>
+                              <w:spacing w:after="120" w:line="216" w:lineRule="auto"/>
+                              <w:rPr>
+                                <w:rFonts w:asciiTheme="majorHAnsi" w:eastAsiaTheme="majorEastAsia" w:hAnsi="Aptos Display" w:cstheme="majorBidi"/>
+                                <w:color w:val="000000" w:themeColor="text1"/>
+                                <w:kern w:val="24"/>
+                                <w:sz w:val="28"/>
+                                <w:szCs w:val="28"/>
+                              </w:rPr>
+                            </w:pPr>
+                            <w:r>
+                              <w:rPr>
+                                <w:rFonts w:asciiTheme="majorHAnsi" w:eastAsiaTheme="majorEastAsia" w:hAnsi="Aptos Display" w:cstheme="majorBidi"/>
+                                <w:color w:val="000000" w:themeColor="text1"/>
+                                <w:kern w:val="24"/>
+                                <w:sz w:val="28"/>
+                                <w:szCs w:val="28"/>
+                              </w:rPr>
+                              <w:t xml:space="preserve">LÍNEA A. CP2301 </w:t>
+                            </w:r>
+                          </w:p>
+                        </w:txbxContent>
+                      </wps:txbx>
+                      <wps:bodyPr vert="horz" wrap="square" lIns="91440" tIns="45720" rIns="91440" bIns="45720" rtlCol="0" anchor="b">
+                        <a:noAutofit/>
+                      </wps:bodyPr>
+                    </wps:wsp>
+                  </a:graphicData>
+                </a:graphic>
+                <wp14:sizeRelH relativeFrom="margin">
+                  <wp14:pctWidth>0</wp14:pctWidth>
+                </wp14:sizeRelH>
+                <wp14:sizeRelV relativeFrom="margin">
+                  <wp14:pctHeight>0</wp14:pctHeight>
+                </wp14:sizeRelV>
+              </wp:anchor>
+            </w:drawing>
+          </mc:Choice>
+          <mc:Fallback>
+            <w:pict>
+              <v:shapetype w14:anchorId="3ED1BCA3" id="_x0000_t202" coordsize="21600,21600" o:spt="202" path="m,l,21600r21600,l21600,xe">
+                <v:stroke joinstyle="miter"/>
+                <v:path gradientshapeok="t" o:connecttype="rect"/>
+              </v:shapetype>
+              <v:shape id="Título 1" o:spid="_x0000_s1026" type="#_x0000_t202" style="position:absolute;left:0;text-align:left;margin-left:-29.55pt;margin-top:92.1pt;width:284.25pt;height:124.85pt;z-index:251661312;visibility:visible;mso-wrap-style:square;mso-width-percent:0;mso-height-percent:0;mso-wrap-distance-left:9pt;mso-wrap-distance-top:0;mso-wrap-distance-right:9pt;mso-wrap-distance-bottom:0;mso-position-horizontal:absolute;mso-position-horizontal-relative:text;mso-position-vertical:absolute;mso-position-vertical-relative:text;mso-width-percent:0;mso-height-percent:0;mso-width-relative:margin;mso-height-relative:margin;v-text-anchor:bottom" o:gfxdata="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" filled="f" stroked="f">
+                <v:textbox>
+                  <w:txbxContent>
+                    <w:p>
+                      <w:pPr>
+                        <w:spacing w:after="120" w:line="216" w:lineRule="auto"/>
+                        <w:rPr>
+                          <w:rFonts w:asciiTheme="majorHAnsi" w:eastAsiaTheme="majorEastAsia" w:hAnsi="Aptos Display" w:cstheme="majorBidi"/>
+                          <w:color w:val="000000" w:themeColor="text1"/>
+                          <w:kern w:val="24"/>
+                          <w:sz w:val="28"/>
+                          <w:szCs w:val="28"/>
+                          <w14:ligatures w14:val="none"/>
+                        </w:rPr>
+                      </w:pPr>
+                      <w:r>
+                        <w:rPr>
+                          <w:rFonts w:asciiTheme="majorHAnsi" w:eastAsiaTheme="majorEastAsia" w:hAnsi="Aptos Display" w:cstheme="majorBidi"/>
+                          <w:color w:val="000000" w:themeColor="text1"/>
+                          <w:kern w:val="24"/>
+                          <w:sz w:val="28"/>
+                          <w:szCs w:val="28"/>
+                        </w:rPr>
+                        <w:t>Olvido inducido por la recuperación (RIF) para estímulos relacionados con el dolor y su aplicación en dolor crónico</w:t>
+                      </w:r>
+                    </w:p>
+                    <w:p>
+                      <w:pPr>
+                        <w:spacing w:after="120" w:line="216" w:lineRule="auto"/>
+                        <w:rPr>
+                          <w:rFonts w:asciiTheme="majorHAnsi" w:eastAsiaTheme="majorEastAsia" w:hAnsi="Aptos Display" w:cstheme="majorBidi"/>
+                          <w:color w:val="000000" w:themeColor="text1"/>
+                          <w:kern w:val="24"/>
+                          <w:sz w:val="28"/>
+                          <w:szCs w:val="28"/>
+                        </w:rPr>
+                      </w:pPr>
+                      <w:r>
+                        <w:rPr>
+                          <w:rFonts w:asciiTheme="majorHAnsi" w:eastAsiaTheme="majorEastAsia" w:hAnsi="Aptos Display" w:cstheme="majorBidi"/>
+                          <w:color w:val="000000" w:themeColor="text1"/>
+                          <w:kern w:val="24"/>
+                          <w:sz w:val="28"/>
+                          <w:szCs w:val="28"/>
+                        </w:rPr>
+                        <w:t xml:space="preserve">LÍNEA A. CP2301 </w:t>
+                      </w:r>
+                    </w:p>
+                  </w:txbxContent>
+                </v:textbox>
+              </v:shape>
+            </w:pict>
+          </mc:Fallback>
+        </mc:AlternateContent>
+      </w:r>
+    </w:p>
     <w:sectPr>
-      <w:headerReference w:type="default" r:id="rId9"/>
-      <w:footerReference w:type="default" r:id="rId10"/>
+      <w:headerReference w:type="default" r:id="rId13"/>
+      <w:footerReference w:type="default" r:id="rId14"/>
       <w:pgSz w:w="11906" w:h="16838"/>
       <w:pgMar w:top="1417" w:right="1701" w:bottom="993" w:left="1701" w:header="708" w:footer="430" w:gutter="0"/>
       <w:cols w:space="708"/>
@@ -6248,7 +6770,6 @@
         <w:docPartUnique/>
       </w:docPartObj>
     </w:sdtPr>
-    <w:sdtEndPr/>
     <w:sdtContent>
       <w:p>
         <w:pPr>

--- a/Hoja_de_respuestas.docx
+++ b/Hoja_de_respuestas.docx
@@ -2787,52 +2787,14 @@
         <w:t xml:space="preserve">Crédito: </w:t>
       </w:r>
       <w:hyperlink r:id="rId8" w:history="1">
-        <w:proofErr w:type="spellStart"/>
         <w:r>
           <w:rPr>
             <w:rStyle w:val="Hipervnculo"/>
             <w:sz w:val="16"/>
             <w:szCs w:val="16"/>
           </w:rPr>
-          <w:t>Impact</w:t>
+          <w:t>Impact on Science Education</w:t>
         </w:r>
-        <w:proofErr w:type="spellEnd"/>
-        <w:r>
-          <w:rPr>
-            <w:rStyle w:val="Hipervnculo"/>
-            <w:sz w:val="16"/>
-            <w:szCs w:val="16"/>
-          </w:rPr>
-          <w:t xml:space="preserve"> on </w:t>
-        </w:r>
-        <w:proofErr w:type="spellStart"/>
-        <w:r>
-          <w:rPr>
-            <w:rStyle w:val="Hipervnculo"/>
-            <w:sz w:val="16"/>
-            <w:szCs w:val="16"/>
-          </w:rPr>
-          <w:t>Science</w:t>
-        </w:r>
-        <w:proofErr w:type="spellEnd"/>
-        <w:r>
-          <w:rPr>
-            <w:rStyle w:val="Hipervnculo"/>
-            <w:sz w:val="16"/>
-            <w:szCs w:val="16"/>
-          </w:rPr>
-          <w:t xml:space="preserve"> </w:t>
-        </w:r>
-        <w:proofErr w:type="spellStart"/>
-        <w:r>
-          <w:rPr>
-            <w:rStyle w:val="Hipervnculo"/>
-            <w:sz w:val="16"/>
-            <w:szCs w:val="16"/>
-          </w:rPr>
-          <w:t>Education</w:t>
-        </w:r>
-        <w:proofErr w:type="spellEnd"/>
       </w:hyperlink>
     </w:p>
     <w:p/>
@@ -2859,17 +2821,7 @@
         <w:ind w:firstLine="708"/>
       </w:pPr>
       <w:r>
-        <w:t xml:space="preserve">Haz </w:t>
-      </w:r>
-      <w:proofErr w:type="spellStart"/>
-      <w:proofErr w:type="gramStart"/>
-      <w:r>
-        <w:t>click</w:t>
-      </w:r>
-      <w:proofErr w:type="spellEnd"/>
-      <w:proofErr w:type="gramEnd"/>
-      <w:r>
-        <w:t xml:space="preserve"> en el círculo rojo para empezar.</w:t>
+        <w:t>Haz click en el círculo rojo para empezar.</w:t>
       </w:r>
     </w:p>
     <w:p/>
@@ -2890,17 +2842,7 @@
         <w:ind w:firstLine="708"/>
       </w:pPr>
       <w:r>
-        <w:t xml:space="preserve">Haz </w:t>
-      </w:r>
-      <w:proofErr w:type="spellStart"/>
-      <w:proofErr w:type="gramStart"/>
-      <w:r>
-        <w:t>click</w:t>
-      </w:r>
-      <w:proofErr w:type="spellEnd"/>
-      <w:proofErr w:type="gramEnd"/>
-      <w:r>
-        <w:t xml:space="preserve"> en el círculo rojo para empezar.</w:t>
+        <w:t>Haz click en el círculo rojo para empezar.</w:t>
       </w:r>
     </w:p>
     <w:p/>
@@ -6247,6 +6189,9 @@
         <w:jc w:val="center"/>
       </w:pPr>
       <w:r>
+        <w:rPr>
+          <w:noProof/>
+        </w:rPr>
         <w:drawing>
           <wp:anchor distT="0" distB="0" distL="114300" distR="114300" simplePos="0" relativeHeight="251658240" behindDoc="0" locked="0" layoutInCell="1" allowOverlap="1" wp14:anchorId="20450009" wp14:editId="102C9FFD">
             <wp:simplePos x="0" y="0"/>
@@ -6416,6 +6361,9 @@
         <w:jc w:val="center"/>
       </w:pPr>
       <w:r>
+        <w:rPr>
+          <w:noProof/>
+        </w:rPr>
         <w:drawing>
           <wp:anchor distT="0" distB="0" distL="114300" distR="114300" simplePos="0" relativeHeight="251662336" behindDoc="0" locked="0" layoutInCell="1" allowOverlap="1" wp14:anchorId="6F5CE917" wp14:editId="6945EA2A">
             <wp:simplePos x="0" y="0"/>
@@ -6487,6 +6435,9 @@
         </w:drawing>
       </w:r>
       <w:r>
+        <w:rPr>
+          <w:noProof/>
+        </w:rPr>
         <w:drawing>
           <wp:anchor distT="0" distB="0" distL="114300" distR="114300" simplePos="0" relativeHeight="251660288" behindDoc="0" locked="0" layoutInCell="1" allowOverlap="1" wp14:anchorId="79AC12C3" wp14:editId="5628A01F">
             <wp:simplePos x="0" y="0"/>
@@ -6558,6 +6509,9 @@
         </w:drawing>
       </w:r>
       <w:r>
+        <w:rPr>
+          <w:noProof/>
+        </w:rPr>
         <mc:AlternateContent>
           <mc:Choice Requires="wps">
             <w:drawing>
@@ -6722,6 +6676,9 @@
           </mc:Fallback>
         </mc:AlternateContent>
       </w:r>
+      <w:r>
+        <w:t xml:space="preserve">  </w:t>
+      </w:r>
     </w:p>
     <w:sectPr>
       <w:headerReference w:type="default" r:id="rId13"/>
@@ -6770,6 +6727,7 @@
         <w:docPartUnique/>
       </w:docPartObj>
     </w:sdtPr>
+    <w:sdtEndPr/>
     <w:sdtContent>
       <w:p>
         <w:pPr>
@@ -7769,6 +7727,7 @@
   <w:style w:type="character" w:default="1" w:styleId="Fuentedeprrafopredeter">
     <w:name w:val="Default Paragraph Font"/>
     <w:uiPriority w:val="1"/>
+    <w:semiHidden/>
     <w:unhideWhenUsed/>
   </w:style>
   <w:style w:type="table" w:default="1" w:styleId="Tablanormal">
